--- a/Word/Module 1/DOCX/Exercices/04_Exercice_Tableaux_listes_images.docx
+++ b/Word/Module 1/DOCX/Exercices/04_Exercice_Tableaux_listes_images.docx
@@ -5,124 +5,222 @@
     <w:p>
       <w:pPr>
         <w:pStyle w:val="Title"/>
+        <w:spacing w:after="240" w:before="0"/>
       </w:pPr>
       <w:r>
+        <w:rPr>
+          <w:rFonts w:ascii="Calibri" w:hAnsi="Calibri" w:eastAsia="Calibri"/>
+          <w:sz w:val="22"/>
+        </w:rPr>
         <w:t>Procédure interne - Accueil d'un nouveau collaborateur</w:t>
       </w:r>
     </w:p>
     <w:p>
       <w:pPr>
         <w:pStyle w:val="Heading1"/>
+        <w:spacing w:after="120" w:before="240"/>
       </w:pPr>
       <w:r>
+        <w:rPr>
+          <w:rFonts w:ascii="Calibri" w:hAnsi="Calibri" w:eastAsia="Calibri"/>
+          <w:sz w:val="22"/>
+        </w:rPr>
         <w:t>Avant l'arrivée</w:t>
       </w:r>
     </w:p>
     <w:p>
       <w:pPr>
         <w:pStyle w:val="Heading2"/>
+        <w:spacing w:after="80" w:before="160"/>
       </w:pPr>
       <w:r>
+        <w:rPr>
+          <w:rFonts w:ascii="Calibri" w:hAnsi="Calibri" w:eastAsia="Calibri"/>
+          <w:sz w:val="22"/>
+        </w:rPr>
         <w:t>Préparer les accès</w:t>
       </w:r>
     </w:p>
     <w:p>
+      <w:pPr>
+        <w:spacing w:after="160" w:before="0"/>
+      </w:pPr>
       <w:r>
+        <w:rPr>
+          <w:rFonts w:ascii="Calibri" w:hAnsi="Calibri" w:eastAsia="Calibri"/>
+          <w:sz w:val="22"/>
+        </w:rPr>
         <w:t>Le responsable vérifie que les demandes d'accès sont introduites avant l'arrivée du collaborateur.</w:t>
       </w:r>
     </w:p>
     <w:p>
       <w:pPr>
         <w:pStyle w:val="Heading2"/>
+        <w:spacing w:after="80" w:before="160"/>
       </w:pPr>
       <w:r>
+        <w:rPr>
+          <w:rFonts w:ascii="Calibri" w:hAnsi="Calibri" w:eastAsia="Calibri"/>
+          <w:sz w:val="22"/>
+        </w:rPr>
         <w:t>Préparer le matériel</w:t>
       </w:r>
     </w:p>
     <w:p>
+      <w:pPr>
+        <w:spacing w:after="160" w:before="0"/>
+      </w:pPr>
       <w:r>
+        <w:rPr>
+          <w:rFonts w:ascii="Calibri" w:hAnsi="Calibri" w:eastAsia="Calibri"/>
+          <w:sz w:val="22"/>
+        </w:rPr>
         <w:t>Le poste de travail, le badge et les informations utiles sont préparés avec les personnes concernées.</w:t>
       </w:r>
     </w:p>
     <w:p>
       <w:pPr>
         <w:pStyle w:val="Heading1"/>
+        <w:spacing w:after="120" w:before="240"/>
       </w:pPr>
       <w:r>
+        <w:rPr>
+          <w:rFonts w:ascii="Calibri" w:hAnsi="Calibri" w:eastAsia="Calibri"/>
+          <w:sz w:val="22"/>
+        </w:rPr>
         <w:t>Le premier jour</w:t>
       </w:r>
     </w:p>
     <w:p>
       <w:pPr>
         <w:pStyle w:val="Heading2"/>
+        <w:spacing w:after="80" w:before="160"/>
       </w:pPr>
       <w:r>
+        <w:rPr>
+          <w:rFonts w:ascii="Calibri" w:hAnsi="Calibri" w:eastAsia="Calibri"/>
+          <w:sz w:val="22"/>
+        </w:rPr>
         <w:t>Accueil dans l'équipe</w:t>
       </w:r>
     </w:p>
     <w:p>
+      <w:pPr>
+        <w:spacing w:after="160" w:before="0"/>
+      </w:pPr>
       <w:r>
+        <w:rPr>
+          <w:rFonts w:ascii="Calibri" w:hAnsi="Calibri" w:eastAsia="Calibri"/>
+          <w:sz w:val="22"/>
+        </w:rPr>
         <w:t>Le collaborateur est accueilli par son référent et reçoit les informations pratiques.</w:t>
       </w:r>
     </w:p>
     <w:p>
       <w:pPr>
         <w:pStyle w:val="Heading2"/>
+        <w:spacing w:after="80" w:before="160"/>
       </w:pPr>
       <w:r>
+        <w:rPr>
+          <w:rFonts w:ascii="Calibri" w:hAnsi="Calibri" w:eastAsia="Calibri"/>
+          <w:sz w:val="22"/>
+        </w:rPr>
         <w:t>Présentation des outils</w:t>
       </w:r>
     </w:p>
     <w:p>
+      <w:pPr>
+        <w:spacing w:after="160" w:before="0"/>
+      </w:pPr>
       <w:r>
+        <w:rPr>
+          <w:rFonts w:ascii="Calibri" w:hAnsi="Calibri" w:eastAsia="Calibri"/>
+          <w:sz w:val="22"/>
+        </w:rPr>
         <w:t>Les outils principaux sont présentés : session Windows, messagerie, intranet et dossiers partagés.</w:t>
       </w:r>
     </w:p>
     <w:p>
       <w:pPr>
         <w:pStyle w:val="Heading1"/>
+        <w:spacing w:after="120" w:before="240"/>
       </w:pPr>
       <w:r>
+        <w:rPr>
+          <w:rFonts w:ascii="Calibri" w:hAnsi="Calibri" w:eastAsia="Calibri"/>
+          <w:sz w:val="22"/>
+        </w:rPr>
         <w:t>Après la première semaine</w:t>
       </w:r>
     </w:p>
     <w:p>
       <w:pPr>
         <w:pStyle w:val="Heading2"/>
+        <w:spacing w:after="80" w:before="160"/>
       </w:pPr>
       <w:r>
+        <w:rPr>
+          <w:rFonts w:ascii="Calibri" w:hAnsi="Calibri" w:eastAsia="Calibri"/>
+          <w:sz w:val="22"/>
+        </w:rPr>
         <w:t>Point de suivi</w:t>
       </w:r>
     </w:p>
     <w:p>
+      <w:pPr>
+        <w:spacing w:after="160" w:before="0"/>
+      </w:pPr>
       <w:r>
+        <w:rPr>
+          <w:rFonts w:ascii="Calibri" w:hAnsi="Calibri" w:eastAsia="Calibri"/>
+          <w:sz w:val="22"/>
+        </w:rPr>
         <w:t>Un court échange permet de vérifier que les accès, les outils et les premières tâches sont compris.</w:t>
       </w:r>
     </w:p>
     <w:p>
       <w:pPr>
         <w:pStyle w:val="Heading2"/>
+        <w:spacing w:after="80" w:before="160"/>
       </w:pPr>
       <w:r>
+        <w:rPr>
+          <w:rFonts w:ascii="Calibri" w:hAnsi="Calibri" w:eastAsia="Calibri"/>
+          <w:sz w:val="22"/>
+        </w:rPr>
         <w:t>Ajustements éventuels</w:t>
       </w:r>
     </w:p>
     <w:p>
+      <w:pPr>
+        <w:spacing w:after="160" w:before="0"/>
+      </w:pPr>
       <w:r>
+        <w:rPr>
+          <w:rFonts w:ascii="Calibri" w:hAnsi="Calibri" w:eastAsia="Calibri"/>
+          <w:sz w:val="22"/>
+        </w:rPr>
         <w:t>Les difficultés sont notées et transmises aux personnes concernées.</w:t>
       </w:r>
     </w:p>
     <w:p>
+      <w:pPr>
+        <w:spacing w:after="240" w:before="0"/>
+      </w:pPr>
       <w:r>
         <w:rPr>
+          <w:rFonts w:ascii="Calibri" w:hAnsi="Calibri" w:eastAsia="Calibri"/>
           <w:i/>
+          <w:color w:val="666666"/>
+          <w:sz w:val="22"/>
         </w:rPr>
-        <w:t>Consigne : ajoutez un tableau Action / Responsable / Échéance, une liste numérotée, une liste à puces et une illustration (image, WordArt ou SmartArt).</w:t>
+        <w:t>Consigne : insérez un tableau 3 colonnes Action / Responsable / Échéance, ajoutez 4 lignes puis une ligne supplémentaire avec Tab, appliquez un style de tableau sobre, insérez le logo chc_logo.png (habillage Aligné sur le texte), créez un WordArt ou un SmartArt de processus, puis ajoutez une liste numérotée et une liste à puces.</w:t>
       </w:r>
     </w:p>
     <w:sectPr>
-      <w:pgSz w:w="12240" w:h="15840"/>
-      <w:pgMar w:top="1440" w:right="1800" w:bottom="1440" w:left="1800" w:header="720" w:footer="720" w:gutter="0"/>
+      <w:pgSz w:w="11906" w:h="16838"/>
+      <w:pgMar w:top="1134" w:right="1417" w:bottom="1134" w:left="1417" w:header="720" w:footer="720" w:gutter="0"/>
       <w:cols w:space="720"/>
       <w:docGrid w:linePitch="360"/>
     </w:sectPr>
